--- a/examples/word/formulas.docx
+++ b/examples/word/formulas.docx
@@ -1,6 +1,6 @@
 
 <file path=word/document.xml><?xml version="1.0" encoding="utf-8"?>
-<w:document xmlns:w="http://schemas.openxmlformats.org/wordprocessingml/2006/main">
+<w:document xmlns:m="http://schemas.openxmlformats.org/officeDocument/2006/math" xmlns:w="http://schemas.openxmlformats.org/wordprocessingml/2006/main" xmlns:mc="http://schemas.openxmlformats.org/markup-compatibility/2006" xmlns:w14="http://schemas.microsoft.com/office/word/2010/wordml" mc:Ignorable="w14">
   <w:body>
     <w:p>
       <w:pPr>
@@ -2449,6 +2449,28 @@
         </m:oMath>
       </m:oMathPara>
     </w:p>
+    <w:sectPr>
+      <w:pgSz w:w="11906" w:h="16838"/>
+      <w:pgMar w:top="1440" w:right="1800" w:bottom="1440" w:left="1800"/>
+      <w:docGrid w:type="default"/>
+    </w:sectPr>
   </w:body>
 </w:document>
+</file>
+
+<file path=word/numbering.xml><?xml version="1.0" encoding="utf-8"?>
+<w:numbering xmlns:w="http://schemas.openxmlformats.org/wordprocessingml/2006/main"/>
+</file>
+
+<file path=word/styles.xml><?xml version="1.0" encoding="utf-8"?>
+<w:styles xmlns:w="http://schemas.openxmlformats.org/wordprocessingml/2006/main">
+  <w:docDefaults>
+    <w:rPrDefault>
+      <w:rPr>
+        <w:rFonts w:ascii="Times New Roman" w:hAnsi="Times New Roman"/>
+      </w:rPr>
+    </w:rPrDefault>
+    <w:pPrDefault/>
+  </w:docDefaults>
+</w:styles>
 </file>